--- a/hasil/seminar-hasil.docx
+++ b/hasil/seminar-hasil.docx
@@ -3850,7 +3850,7 @@
     <w:uiPriority w:val="59"/>
     <w:qFormat/>
     <w:tblPr>
-      <w:tblInd w:w="0" w:type="dxa"/>
+      <w:tblInd w:w="85" w:type="dxa"/>
       <w:tblBorders>
         <w:top w:val="single" w:sz="4" w:space="0" w:color="000000"/>
         <w:left w:val="single" w:sz="4" w:space="0" w:color="000000"/>
@@ -3873,7 +3873,7 @@
     <w:uiPriority w:val="59"/>
     <w:qFormat/>
     <w:tblPr>
-      <w:tblInd w:w="0" w:type="dxa"/>
+      <w:tblInd w:w="85" w:type="dxa"/>
       <w:tblBorders>
         <w:top w:val="nil"/>
         <w:left w:val="nil"/>

--- a/hasil/seminar-hasil.docx
+++ b/hasil/seminar-hasil.docx
@@ -3795,7 +3795,7 @@
     <w:pPr>
       <w:keepNext/>
       <w:spacing w:before="120" w:after="120" w:line="240" w:lineRule="auto"/>
-      <w:jc w:val="left"/>
+      <w:jc w:val="center"/>
     </w:pPr>
   </w:style>
   <w:style w:type="paragraph" w:customStyle="1" w:styleId="ImageCaption">

--- a/hasil/seminar-hasil.docx
+++ b/hasil/seminar-hasil.docx
@@ -37,6 +37,12 @@
         </w:rPr>
         <w:t xml:space="preserve">JUDUL SEMINAR HASIL</w:t>
       </w:r>
+    </w:p>
+    <w:p>
+      <w:pPr>
+        <w:pStyle w:val="Tengah"/>
+        <w:spacing w:before="0" w:after="0" w:line="1060" w:lineRule="exact"/>
+      </w:pPr>
     </w:p>
     <w:p>
       <w:pPr>

--- a/hasil/seminar-hasil.docx
+++ b/hasil/seminar-hasil.docx
@@ -231,9 +231,9 @@
         <w:tblLook w:firstRow="0" w:lastRow="0" w:firstColumn="0" w:lastColumn="0" w:noHBand="0" w:noVBand="0" w:val="0000"/>
       </w:tblPr>
       <w:tblGrid>
-        <w:gridCol w:w="1267"/>
+        <w:gridCol w:w="1742"/>
         <w:gridCol w:w="316"/>
-        <w:gridCol w:w="5860"/>
+        <w:gridCol w:w="5385"/>
       </w:tblGrid>
       <w:tr>
         <w:trPr>
@@ -332,99 +332,11 @@
           <w:p>
             <w:pPr>
               <w:pStyle w:val="Compact"/>
-              <w:keepNext/>
               <w:jc w:val="left"/>
             </w:pPr>
             <w:r>
-              <w:rPr>
-                <w:i/>
-                <w:iCs/>
-              </w:rPr>
-              <w:t xml:space="preserve">Contact</w:t>
-            </w:r>
-          </w:p>
-        </w:tc>
-        <w:tc>
-          <w:tcPr/>
-          <w:p>
-            <w:pPr>
-              <w:pStyle w:val="Compact"/>
-              <w:keepNext/>
-              <w:jc w:val="left"/>
-            </w:pPr>
-            <w:r>
-              <w:t xml:space="preserve">:</w:t>
-            </w:r>
-          </w:p>
-        </w:tc>
-        <w:tc>
-          <w:tcPr/>
-          <w:p>
-            <w:pPr>
-              <w:pStyle w:val="Compact"/>
-              <w:keepNext/>
-              <w:jc w:val="left"/>
-            </w:pPr>
-            <w:r>
-              <w:t xml:space="preserve">…………………………………………………………</w:t>
-            </w:r>
-          </w:p>
-        </w:tc>
-      </w:tr>
-      <w:tr>
-        <w:trPr>
-          <w:cantSplit/>
-        </w:trPr>
-        <w:tc>
-          <w:tcPr/>
-          <w:p>
-            <w:pPr>
-              <w:pStyle w:val="Compact"/>
-              <w:keepNext/>
-            </w:pPr>
-          </w:p>
-        </w:tc>
-        <w:tc>
-          <w:tcPr/>
-          <w:p>
-            <w:pPr>
-              <w:pStyle w:val="Compact"/>
-              <w:keepNext/>
-            </w:pPr>
-          </w:p>
-        </w:tc>
-        <w:tc>
-          <w:tcPr/>
-          <w:p>
-            <w:pPr>
-              <w:pStyle w:val="Compact"/>
-              <w:keepNext/>
-              <w:jc w:val="left"/>
-            </w:pPr>
-            <w:r>
-              <w:t xml:space="preserve">…………………………………………………………</w:t>
-            </w:r>
-          </w:p>
-        </w:tc>
-      </w:tr>
-      <w:tr>
-        <w:trPr>
-          <w:cantSplit/>
-        </w:trPr>
-        <w:tc>
-          <w:tcPr/>
-          <w:p>
-            <w:pPr>
-              <w:pStyle w:val="Compact"/>
-            </w:pPr>
-          </w:p>
-        </w:tc>
-        <w:tc>
-          <w:tcPr/>
-          <w:p>
-            <w:pPr>
-              <w:pStyle w:val="Compact"/>
-            </w:pPr>
+              <w:t xml:space="preserve">Program Studi</w:t>
+            </w:r>
           </w:p>
         </w:tc>
         <w:tc>
@@ -435,7 +347,19 @@
               <w:jc w:val="left"/>
             </w:pPr>
             <w:r>
-              <w:t xml:space="preserve">(alamat, telepon, email untuk kemudahan menghubungi; dan jika ada perubahan data harap segera menghubungi Program Studi)</w:t>
+              <w:t xml:space="preserve">:</w:t>
+            </w:r>
+          </w:p>
+        </w:tc>
+        <w:tc>
+          <w:tcPr/>
+          <w:p>
+            <w:pPr>
+              <w:pStyle w:val="Compact"/>
+              <w:jc w:val="left"/>
+            </w:pPr>
+            <w:r>
+              <w:t xml:space="preserve">Rekayasa Sistem Komputer</w:t>
             </w:r>
           </w:p>
         </w:tc>
@@ -548,6 +472,24 @@
               <w:br/>
             </w:r>
             <w:r>
+              <w:t xml:space="preserve"> </w:t>
+            </w:r>
+            <w:r>
+              <w:br/>
+            </w:r>
+            <w:r>
+              <w:t xml:space="preserve"> </w:t>
+            </w:r>
+            <w:r>
+              <w:br/>
+            </w:r>
+            <w:r>
+              <w:t xml:space="preserve"> </w:t>
+            </w:r>
+            <w:r>
+              <w:br/>
+            </w:r>
+            <w:r>
               <w:t xml:space="preserve">…………………</w:t>
             </w:r>
             <w:r>
@@ -618,6 +560,24 @@
               <w:br/>
             </w:r>
             <w:r>
+              <w:t xml:space="preserve"> </w:t>
+            </w:r>
+            <w:r>
+              <w:br/>
+            </w:r>
+            <w:r>
+              <w:t xml:space="preserve"> </w:t>
+            </w:r>
+            <w:r>
+              <w:br/>
+            </w:r>
+            <w:r>
+              <w:t xml:space="preserve"> </w:t>
+            </w:r>
+            <w:r>
+              <w:br/>
+            </w:r>
+            <w:r>
               <w:t xml:space="preserve">…………………</w:t>
             </w:r>
             <w:r>
@@ -772,7 +732,7 @@
         <w:fldChar w:fldCharType="begin" w:dirty="true"/>
       </w:r>
       <w:r>
-        <w:instrText xml:space="preserve"> TOC \h \z \t "Table Caption,1" </w:instrText>
+        <w:instrText xml:space="preserve"> TOC \h \z \t "Table Caption,2" </w:instrText>
       </w:r>
       <w:r>
         <w:fldChar w:fldCharType="separate"/>
@@ -800,7 +760,35 @@
         <w:fldChar w:fldCharType="begin" w:dirty="true"/>
       </w:r>
       <w:r>
-        <w:instrText xml:space="preserve"> TOC \h \z \t "Image Caption,1" </w:instrText>
+        <w:instrText xml:space="preserve"> TOC \h \z \t "Image Caption,2" </w:instrText>
+      </w:r>
+      <w:r>
+        <w:fldChar w:fldCharType="separate"/>
+      </w:r>
+      <w:r>
+        <w:t>Klik kanan di sini, lalu pilih “Update Field” untuk memuat daftar.</w:t>
+      </w:r>
+      <w:r>
+        <w:fldChar w:fldCharType="end"/>
+      </w:r>
+    </w:p>
+    <w:p>
+      <w:pPr>
+        <w:pStyle w:val="Heading1"/>
+      </w:pPr>
+      <w:r>
+        <w:t xml:space="preserve">DAFTAR LAMPIRAN</w:t>
+      </w:r>
+    </w:p>
+    <w:p>
+      <w:pPr>
+        <w:pStyle w:val="TOCNote"/>
+      </w:pPr>
+      <w:r>
+        <w:fldChar w:fldCharType="begin" w:dirty="true"/>
+      </w:r>
+      <w:r>
+        <w:instrText xml:space="preserve"> TOC \o "1-1" \b DAFTAR_LAMPIRAN \h \z </w:instrText>
       </w:r>
       <w:r>
         <w:fldChar w:fldCharType="separate"/>
@@ -2599,6 +2587,7 @@
         </w:sectPr>
       </w:pPr>
     </w:p>
+    <w:bookmarkStart w:id="900" w:name="DAFTAR_LAMPIRAN"/>
     <w:p>
       <w:pPr>
         <w:pStyle w:val="Heading1"/>
@@ -2617,6 +2606,7 @@
         <w:t xml:space="preserve">Lampiran memuat hasil penelitian yang tidak dimasukkan ke dalam tubuh tulisan agar tidak mengganggu uraian, misalnya tabel yang melebihi satu halaman, peta lokasi, perhitungan, dan prosedur pendukung. Tiap lampiran diberi nomor urut dan judul yang jelas; judul ditulis dengan huruf kecil kecuali huruf awal kalimat dan tanpa titik di akhir.</w:t>
       </w:r>
     </w:p>
+    <w:bookmarkEnd w:id="900"/>
     <w:sectPr>
       <w:headerReference w:type="default" r:id="rIdHeaderNomor"/>
       <w:footerReference w:type="default" r:id="rIdFooterKosong"/>
